--- a/Penguins/Penguins.docx
+++ b/Penguins/Penguins.docx
@@ -40,7 +40,13 @@
         <w:pStyle w:val="FirstParagraph"/>
       </w:pPr>
       <w:r>
-        <w:t xml:space="preserve">The Palmer Penguins dataset is a simple dataset procured by Dr, Kristen Gorman at the Palmer Station Antartica, and contains body measurement data across three species of penguins (Gentoo, Adelie, and Chinstrap) across three islands (Dream, Torgerson, and Biscoe).Although this is a smaller dataset, it serves as a valuable tool to demonstrate basic analysis techniques such as t-testing, ANOVA, and linear regression. This paper will analyze the differences across the three penguin species and </w:t>
+        <w:t>The Palmer Penguins dataset is a simple dataset procured by Dr</w:t>
+      </w:r>
+      <w:r>
+        <w:t>.</w:t>
+      </w:r>
+      <w:r>
+        <w:t xml:space="preserve"> Kristen Gorman at the Palmer Station Antartica, and contains body measurement data across three species of penguins (Gentoo, Adelie, and Chinstrap) across three islands (Dream, Torgerson, and Biscoe).Although this is a smaller dataset, it serves as a valuable tool to demonstrate basic analysis techniques such as t-testing, ANOVA, and linear regression. This paper will analyze the differences across the three penguin species and </w:t>
       </w:r>
       <w:r>
         <w:t>islands and</w:t>
@@ -117,7 +123,14 @@
       </w:r>
       <w:r>
         <w:br/>
-        <w:t>Flipper_length_mm: Flipper Length in millimeters.</w:t>
+      </w:r>
+      <w:proofErr w:type="spellStart"/>
+      <w:r>
+        <w:t>Flipper_length_mm</w:t>
+      </w:r>
+      <w:proofErr w:type="spellEnd"/>
+      <w:r>
+        <w:t>: Flipper Length in millimeters.</w:t>
       </w:r>
       <w:r>
         <w:br/>
@@ -132,89 +145,1142 @@
         <w:t>Year: Denotes study year(2007,2008, or 2009)</w:t>
       </w:r>
     </w:p>
+    <w:tbl>
+      <w:tblPr>
+        <w:tblStyle w:val="TableGrid"/>
+        <w:tblW w:w="0" w:type="auto"/>
+        <w:tblLook w:val="04A0" w:firstRow="1" w:lastRow="0" w:firstColumn="1" w:lastColumn="0" w:noHBand="0" w:noVBand="1"/>
+      </w:tblPr>
+      <w:tblGrid>
+        <w:gridCol w:w="910"/>
+        <w:gridCol w:w="1073"/>
+        <w:gridCol w:w="1549"/>
+        <w:gridCol w:w="1514"/>
+        <w:gridCol w:w="1873"/>
+        <w:gridCol w:w="1173"/>
+        <w:gridCol w:w="840"/>
+        <w:gridCol w:w="644"/>
+      </w:tblGrid>
+      <w:tr>
+        <w:tc>
+          <w:tcPr>
+            <w:tcW w:w="911" w:type="dxa"/>
+            <w:shd w:val="clear" w:color="auto" w:fill="DAE9F7" w:themeFill="text2" w:themeFillTint="1A"/>
+          </w:tcPr>
+          <w:p>
+            <w:pPr>
+              <w:pStyle w:val="BodyText"/>
+              <w:rPr>
+                <w:sz w:val="20"/>
+                <w:szCs w:val="20"/>
+              </w:rPr>
+            </w:pPr>
+            <w:r>
+              <w:rPr>
+                <w:sz w:val="20"/>
+                <w:szCs w:val="20"/>
+              </w:rPr>
+              <w:t>Species</w:t>
+            </w:r>
+          </w:p>
+        </w:tc>
+        <w:tc>
+          <w:tcPr>
+            <w:tcW w:w="1074" w:type="dxa"/>
+            <w:shd w:val="clear" w:color="auto" w:fill="DAE9F7" w:themeFill="text2" w:themeFillTint="1A"/>
+          </w:tcPr>
+          <w:p>
+            <w:pPr>
+              <w:pStyle w:val="BodyText"/>
+              <w:rPr>
+                <w:sz w:val="20"/>
+                <w:szCs w:val="20"/>
+              </w:rPr>
+            </w:pPr>
+            <w:r>
+              <w:rPr>
+                <w:sz w:val="20"/>
+                <w:szCs w:val="20"/>
+              </w:rPr>
+              <w:t>Island</w:t>
+            </w:r>
+          </w:p>
+        </w:tc>
+        <w:tc>
+          <w:tcPr>
+            <w:tcW w:w="1554" w:type="dxa"/>
+            <w:shd w:val="clear" w:color="auto" w:fill="DAE9F7" w:themeFill="text2" w:themeFillTint="1A"/>
+          </w:tcPr>
+          <w:p>
+            <w:pPr>
+              <w:pStyle w:val="BodyText"/>
+              <w:rPr>
+                <w:sz w:val="20"/>
+                <w:szCs w:val="20"/>
+              </w:rPr>
+            </w:pPr>
+            <w:r>
+              <w:rPr>
+                <w:sz w:val="20"/>
+                <w:szCs w:val="20"/>
+              </w:rPr>
+              <w:t>Bill_</w:t>
+            </w:r>
+          </w:p>
+          <w:p>
+            <w:pPr>
+              <w:pStyle w:val="BodyText"/>
+              <w:rPr>
+                <w:sz w:val="20"/>
+                <w:szCs w:val="20"/>
+              </w:rPr>
+            </w:pPr>
+            <w:proofErr w:type="spellStart"/>
+            <w:r>
+              <w:rPr>
+                <w:sz w:val="20"/>
+                <w:szCs w:val="20"/>
+              </w:rPr>
+              <w:t>length_mm</w:t>
+            </w:r>
+            <w:proofErr w:type="spellEnd"/>
+          </w:p>
+        </w:tc>
+        <w:tc>
+          <w:tcPr>
+            <w:tcW w:w="1519" w:type="dxa"/>
+            <w:shd w:val="clear" w:color="auto" w:fill="DAE9F7" w:themeFill="text2" w:themeFillTint="1A"/>
+          </w:tcPr>
+          <w:p>
+            <w:pPr>
+              <w:pStyle w:val="BodyText"/>
+              <w:rPr>
+                <w:sz w:val="20"/>
+                <w:szCs w:val="20"/>
+              </w:rPr>
+            </w:pPr>
+            <w:r>
+              <w:rPr>
+                <w:sz w:val="20"/>
+                <w:szCs w:val="20"/>
+              </w:rPr>
+              <w:t>Bill_</w:t>
+            </w:r>
+          </w:p>
+          <w:p>
+            <w:pPr>
+              <w:pStyle w:val="BodyText"/>
+              <w:rPr>
+                <w:sz w:val="20"/>
+                <w:szCs w:val="20"/>
+              </w:rPr>
+            </w:pPr>
+            <w:proofErr w:type="spellStart"/>
+            <w:r>
+              <w:rPr>
+                <w:sz w:val="20"/>
+                <w:szCs w:val="20"/>
+              </w:rPr>
+              <w:t>depth_mm</w:t>
+            </w:r>
+            <w:proofErr w:type="spellEnd"/>
+          </w:p>
+        </w:tc>
+        <w:tc>
+          <w:tcPr>
+            <w:tcW w:w="1883" w:type="dxa"/>
+            <w:shd w:val="clear" w:color="auto" w:fill="DAE9F7" w:themeFill="text2" w:themeFillTint="1A"/>
+          </w:tcPr>
+          <w:p>
+            <w:pPr>
+              <w:pStyle w:val="BodyText"/>
+              <w:rPr>
+                <w:sz w:val="20"/>
+                <w:szCs w:val="20"/>
+              </w:rPr>
+            </w:pPr>
+            <w:r>
+              <w:rPr>
+                <w:sz w:val="20"/>
+                <w:szCs w:val="20"/>
+              </w:rPr>
+              <w:t>Flipper_</w:t>
+            </w:r>
+          </w:p>
+          <w:p>
+            <w:pPr>
+              <w:pStyle w:val="BodyText"/>
+              <w:rPr>
+                <w:sz w:val="20"/>
+                <w:szCs w:val="20"/>
+              </w:rPr>
+            </w:pPr>
+            <w:proofErr w:type="spellStart"/>
+            <w:r>
+              <w:rPr>
+                <w:sz w:val="20"/>
+                <w:szCs w:val="20"/>
+              </w:rPr>
+              <w:t>length_mm</w:t>
+            </w:r>
+            <w:proofErr w:type="spellEnd"/>
+          </w:p>
+        </w:tc>
+        <w:tc>
+          <w:tcPr>
+            <w:tcW w:w="1177" w:type="dxa"/>
+            <w:shd w:val="clear" w:color="auto" w:fill="DAE9F7" w:themeFill="text2" w:themeFillTint="1A"/>
+          </w:tcPr>
+          <w:p>
+            <w:pPr>
+              <w:pStyle w:val="BodyText"/>
+              <w:rPr>
+                <w:sz w:val="20"/>
+                <w:szCs w:val="20"/>
+              </w:rPr>
+            </w:pPr>
+            <w:r>
+              <w:rPr>
+                <w:sz w:val="20"/>
+                <w:szCs w:val="20"/>
+              </w:rPr>
+              <w:t>Body_</w:t>
+            </w:r>
+          </w:p>
+          <w:p>
+            <w:pPr>
+              <w:pStyle w:val="BodyText"/>
+              <w:rPr>
+                <w:sz w:val="20"/>
+                <w:szCs w:val="20"/>
+              </w:rPr>
+            </w:pPr>
+            <w:proofErr w:type="spellStart"/>
+            <w:r>
+              <w:rPr>
+                <w:sz w:val="20"/>
+                <w:szCs w:val="20"/>
+              </w:rPr>
+              <w:t>mass_g</w:t>
+            </w:r>
+            <w:proofErr w:type="spellEnd"/>
+          </w:p>
+        </w:tc>
+        <w:tc>
+          <w:tcPr>
+            <w:tcW w:w="840" w:type="dxa"/>
+            <w:shd w:val="clear" w:color="auto" w:fill="DAE9F7" w:themeFill="text2" w:themeFillTint="1A"/>
+          </w:tcPr>
+          <w:p>
+            <w:pPr>
+              <w:pStyle w:val="BodyText"/>
+              <w:rPr>
+                <w:sz w:val="20"/>
+                <w:szCs w:val="20"/>
+              </w:rPr>
+            </w:pPr>
+            <w:r>
+              <w:rPr>
+                <w:sz w:val="20"/>
+                <w:szCs w:val="20"/>
+              </w:rPr>
+              <w:t>Sex</w:t>
+            </w:r>
+          </w:p>
+        </w:tc>
+        <w:tc>
+          <w:tcPr>
+            <w:tcW w:w="618" w:type="dxa"/>
+            <w:shd w:val="clear" w:color="auto" w:fill="DAE9F7" w:themeFill="text2" w:themeFillTint="1A"/>
+          </w:tcPr>
+          <w:p>
+            <w:pPr>
+              <w:pStyle w:val="BodyText"/>
+              <w:rPr>
+                <w:sz w:val="20"/>
+                <w:szCs w:val="20"/>
+              </w:rPr>
+            </w:pPr>
+            <w:r>
+              <w:rPr>
+                <w:sz w:val="20"/>
+                <w:szCs w:val="20"/>
+              </w:rPr>
+              <w:t>Year</w:t>
+            </w:r>
+          </w:p>
+        </w:tc>
+      </w:tr>
+      <w:tr>
+        <w:tc>
+          <w:tcPr>
+            <w:tcW w:w="911" w:type="dxa"/>
+          </w:tcPr>
+          <w:p>
+            <w:pPr>
+              <w:pStyle w:val="BodyText"/>
+              <w:rPr>
+                <w:sz w:val="20"/>
+                <w:szCs w:val="20"/>
+              </w:rPr>
+            </w:pPr>
+            <w:r>
+              <w:rPr>
+                <w:sz w:val="20"/>
+                <w:szCs w:val="20"/>
+              </w:rPr>
+              <w:t>Adelie</w:t>
+            </w:r>
+          </w:p>
+        </w:tc>
+        <w:tc>
+          <w:tcPr>
+            <w:tcW w:w="1074" w:type="dxa"/>
+          </w:tcPr>
+          <w:p>
+            <w:pPr>
+              <w:pStyle w:val="BodyText"/>
+              <w:rPr>
+                <w:sz w:val="20"/>
+                <w:szCs w:val="20"/>
+              </w:rPr>
+            </w:pPr>
+            <w:r>
+              <w:rPr>
+                <w:sz w:val="20"/>
+                <w:szCs w:val="20"/>
+              </w:rPr>
+              <w:t>Torgersen</w:t>
+            </w:r>
+          </w:p>
+        </w:tc>
+        <w:tc>
+          <w:tcPr>
+            <w:tcW w:w="1554" w:type="dxa"/>
+          </w:tcPr>
+          <w:p>
+            <w:pPr>
+              <w:pStyle w:val="BodyText"/>
+              <w:rPr>
+                <w:sz w:val="20"/>
+                <w:szCs w:val="20"/>
+              </w:rPr>
+            </w:pPr>
+            <w:r>
+              <w:rPr>
+                <w:sz w:val="20"/>
+                <w:szCs w:val="20"/>
+              </w:rPr>
+              <w:t>39.1</w:t>
+            </w:r>
+          </w:p>
+        </w:tc>
+        <w:tc>
+          <w:tcPr>
+            <w:tcW w:w="1519" w:type="dxa"/>
+          </w:tcPr>
+          <w:p>
+            <w:pPr>
+              <w:pStyle w:val="BodyText"/>
+              <w:rPr>
+                <w:sz w:val="20"/>
+                <w:szCs w:val="20"/>
+              </w:rPr>
+            </w:pPr>
+            <w:r>
+              <w:rPr>
+                <w:sz w:val="20"/>
+                <w:szCs w:val="20"/>
+              </w:rPr>
+              <w:t>18.7</w:t>
+            </w:r>
+          </w:p>
+        </w:tc>
+        <w:tc>
+          <w:tcPr>
+            <w:tcW w:w="1883" w:type="dxa"/>
+          </w:tcPr>
+          <w:p>
+            <w:pPr>
+              <w:pStyle w:val="BodyText"/>
+              <w:rPr>
+                <w:sz w:val="20"/>
+                <w:szCs w:val="20"/>
+              </w:rPr>
+            </w:pPr>
+            <w:r>
+              <w:rPr>
+                <w:sz w:val="20"/>
+                <w:szCs w:val="20"/>
+              </w:rPr>
+              <w:t>181</w:t>
+            </w:r>
+          </w:p>
+        </w:tc>
+        <w:tc>
+          <w:tcPr>
+            <w:tcW w:w="1177" w:type="dxa"/>
+          </w:tcPr>
+          <w:p>
+            <w:pPr>
+              <w:pStyle w:val="BodyText"/>
+              <w:rPr>
+                <w:sz w:val="20"/>
+                <w:szCs w:val="20"/>
+              </w:rPr>
+            </w:pPr>
+            <w:r>
+              <w:rPr>
+                <w:sz w:val="20"/>
+                <w:szCs w:val="20"/>
+              </w:rPr>
+              <w:t>3750</w:t>
+            </w:r>
+          </w:p>
+        </w:tc>
+        <w:tc>
+          <w:tcPr>
+            <w:tcW w:w="840" w:type="dxa"/>
+          </w:tcPr>
+          <w:p>
+            <w:pPr>
+              <w:pStyle w:val="BodyText"/>
+              <w:rPr>
+                <w:sz w:val="20"/>
+                <w:szCs w:val="20"/>
+              </w:rPr>
+            </w:pPr>
+            <w:r>
+              <w:rPr>
+                <w:sz w:val="20"/>
+                <w:szCs w:val="20"/>
+              </w:rPr>
+              <w:t>ma</w:t>
+            </w:r>
+            <w:r>
+              <w:rPr>
+                <w:sz w:val="20"/>
+                <w:szCs w:val="20"/>
+              </w:rPr>
+              <w:t>l</w:t>
+            </w:r>
+            <w:r>
+              <w:rPr>
+                <w:sz w:val="20"/>
+                <w:szCs w:val="20"/>
+              </w:rPr>
+              <w:t>e</w:t>
+            </w:r>
+          </w:p>
+        </w:tc>
+        <w:tc>
+          <w:tcPr>
+            <w:tcW w:w="618" w:type="dxa"/>
+          </w:tcPr>
+          <w:p>
+            <w:pPr>
+              <w:pStyle w:val="BodyText"/>
+              <w:rPr>
+                <w:sz w:val="20"/>
+                <w:szCs w:val="20"/>
+              </w:rPr>
+            </w:pPr>
+            <w:r>
+              <w:rPr>
+                <w:sz w:val="20"/>
+                <w:szCs w:val="20"/>
+              </w:rPr>
+              <w:t>2007</w:t>
+            </w:r>
+          </w:p>
+        </w:tc>
+      </w:tr>
+      <w:tr>
+        <w:tc>
+          <w:tcPr>
+            <w:tcW w:w="911" w:type="dxa"/>
+          </w:tcPr>
+          <w:p>
+            <w:pPr>
+              <w:pStyle w:val="BodyText"/>
+              <w:rPr>
+                <w:sz w:val="20"/>
+                <w:szCs w:val="20"/>
+              </w:rPr>
+            </w:pPr>
+            <w:r>
+              <w:rPr>
+                <w:sz w:val="20"/>
+                <w:szCs w:val="20"/>
+              </w:rPr>
+              <w:t>Adelie</w:t>
+            </w:r>
+          </w:p>
+        </w:tc>
+        <w:tc>
+          <w:tcPr>
+            <w:tcW w:w="1074" w:type="dxa"/>
+          </w:tcPr>
+          <w:p>
+            <w:pPr>
+              <w:pStyle w:val="BodyText"/>
+              <w:rPr>
+                <w:sz w:val="20"/>
+                <w:szCs w:val="20"/>
+              </w:rPr>
+            </w:pPr>
+            <w:r>
+              <w:rPr>
+                <w:sz w:val="20"/>
+                <w:szCs w:val="20"/>
+              </w:rPr>
+              <w:t>Torgersen</w:t>
+            </w:r>
+          </w:p>
+        </w:tc>
+        <w:tc>
+          <w:tcPr>
+            <w:tcW w:w="1554" w:type="dxa"/>
+          </w:tcPr>
+          <w:p>
+            <w:pPr>
+              <w:pStyle w:val="BodyText"/>
+              <w:rPr>
+                <w:sz w:val="20"/>
+                <w:szCs w:val="20"/>
+              </w:rPr>
+            </w:pPr>
+            <w:r>
+              <w:rPr>
+                <w:sz w:val="20"/>
+                <w:szCs w:val="20"/>
+              </w:rPr>
+              <w:t>39.5</w:t>
+            </w:r>
+          </w:p>
+        </w:tc>
+        <w:tc>
+          <w:tcPr>
+            <w:tcW w:w="1519" w:type="dxa"/>
+          </w:tcPr>
+          <w:p>
+            <w:pPr>
+              <w:pStyle w:val="BodyText"/>
+              <w:rPr>
+                <w:sz w:val="20"/>
+                <w:szCs w:val="20"/>
+              </w:rPr>
+            </w:pPr>
+            <w:r>
+              <w:rPr>
+                <w:sz w:val="20"/>
+                <w:szCs w:val="20"/>
+              </w:rPr>
+              <w:t>17.4</w:t>
+            </w:r>
+          </w:p>
+        </w:tc>
+        <w:tc>
+          <w:tcPr>
+            <w:tcW w:w="1883" w:type="dxa"/>
+          </w:tcPr>
+          <w:p>
+            <w:pPr>
+              <w:pStyle w:val="BodyText"/>
+              <w:rPr>
+                <w:sz w:val="20"/>
+                <w:szCs w:val="20"/>
+              </w:rPr>
+            </w:pPr>
+            <w:r>
+              <w:rPr>
+                <w:sz w:val="20"/>
+                <w:szCs w:val="20"/>
+              </w:rPr>
+              <w:t>186</w:t>
+            </w:r>
+          </w:p>
+        </w:tc>
+        <w:tc>
+          <w:tcPr>
+            <w:tcW w:w="1177" w:type="dxa"/>
+          </w:tcPr>
+          <w:p>
+            <w:pPr>
+              <w:pStyle w:val="BodyText"/>
+              <w:rPr>
+                <w:sz w:val="20"/>
+                <w:szCs w:val="20"/>
+              </w:rPr>
+            </w:pPr>
+            <w:r>
+              <w:rPr>
+                <w:sz w:val="20"/>
+                <w:szCs w:val="20"/>
+              </w:rPr>
+              <w:t>3800</w:t>
+            </w:r>
+          </w:p>
+        </w:tc>
+        <w:tc>
+          <w:tcPr>
+            <w:tcW w:w="840" w:type="dxa"/>
+          </w:tcPr>
+          <w:p>
+            <w:pPr>
+              <w:pStyle w:val="BodyText"/>
+              <w:rPr>
+                <w:sz w:val="20"/>
+                <w:szCs w:val="20"/>
+              </w:rPr>
+            </w:pPr>
+            <w:r>
+              <w:rPr>
+                <w:sz w:val="20"/>
+                <w:szCs w:val="20"/>
+              </w:rPr>
+              <w:t>female</w:t>
+            </w:r>
+          </w:p>
+        </w:tc>
+        <w:tc>
+          <w:tcPr>
+            <w:tcW w:w="618" w:type="dxa"/>
+          </w:tcPr>
+          <w:p>
+            <w:pPr>
+              <w:pStyle w:val="BodyText"/>
+              <w:rPr>
+                <w:sz w:val="20"/>
+                <w:szCs w:val="20"/>
+              </w:rPr>
+            </w:pPr>
+            <w:r>
+              <w:rPr>
+                <w:sz w:val="20"/>
+                <w:szCs w:val="20"/>
+              </w:rPr>
+              <w:t>2007</w:t>
+            </w:r>
+          </w:p>
+        </w:tc>
+      </w:tr>
+      <w:tr>
+        <w:tc>
+          <w:tcPr>
+            <w:tcW w:w="911" w:type="dxa"/>
+          </w:tcPr>
+          <w:p>
+            <w:pPr>
+              <w:pStyle w:val="BodyText"/>
+              <w:rPr>
+                <w:sz w:val="20"/>
+                <w:szCs w:val="20"/>
+              </w:rPr>
+            </w:pPr>
+            <w:r>
+              <w:rPr>
+                <w:sz w:val="20"/>
+                <w:szCs w:val="20"/>
+              </w:rPr>
+              <w:t>Adelie</w:t>
+            </w:r>
+          </w:p>
+        </w:tc>
+        <w:tc>
+          <w:tcPr>
+            <w:tcW w:w="1074" w:type="dxa"/>
+          </w:tcPr>
+          <w:p>
+            <w:pPr>
+              <w:pStyle w:val="BodyText"/>
+              <w:rPr>
+                <w:sz w:val="20"/>
+                <w:szCs w:val="20"/>
+              </w:rPr>
+            </w:pPr>
+            <w:r>
+              <w:rPr>
+                <w:sz w:val="20"/>
+                <w:szCs w:val="20"/>
+              </w:rPr>
+              <w:t>Torgersen</w:t>
+            </w:r>
+          </w:p>
+        </w:tc>
+        <w:tc>
+          <w:tcPr>
+            <w:tcW w:w="1554" w:type="dxa"/>
+          </w:tcPr>
+          <w:p>
+            <w:pPr>
+              <w:pStyle w:val="BodyText"/>
+              <w:rPr>
+                <w:sz w:val="20"/>
+                <w:szCs w:val="20"/>
+              </w:rPr>
+            </w:pPr>
+            <w:r>
+              <w:rPr>
+                <w:sz w:val="20"/>
+                <w:szCs w:val="20"/>
+              </w:rPr>
+              <w:t>40.3</w:t>
+            </w:r>
+          </w:p>
+        </w:tc>
+        <w:tc>
+          <w:tcPr>
+            <w:tcW w:w="1519" w:type="dxa"/>
+          </w:tcPr>
+          <w:p>
+            <w:pPr>
+              <w:pStyle w:val="BodyText"/>
+              <w:rPr>
+                <w:sz w:val="20"/>
+                <w:szCs w:val="20"/>
+              </w:rPr>
+            </w:pPr>
+            <w:r>
+              <w:rPr>
+                <w:sz w:val="20"/>
+                <w:szCs w:val="20"/>
+              </w:rPr>
+              <w:t>18</w:t>
+            </w:r>
+          </w:p>
+        </w:tc>
+        <w:tc>
+          <w:tcPr>
+            <w:tcW w:w="1883" w:type="dxa"/>
+          </w:tcPr>
+          <w:p>
+            <w:pPr>
+              <w:pStyle w:val="BodyText"/>
+              <w:rPr>
+                <w:sz w:val="20"/>
+                <w:szCs w:val="20"/>
+              </w:rPr>
+            </w:pPr>
+            <w:r>
+              <w:rPr>
+                <w:sz w:val="20"/>
+                <w:szCs w:val="20"/>
+              </w:rPr>
+              <w:t>195</w:t>
+            </w:r>
+          </w:p>
+        </w:tc>
+        <w:tc>
+          <w:tcPr>
+            <w:tcW w:w="1177" w:type="dxa"/>
+          </w:tcPr>
+          <w:p>
+            <w:pPr>
+              <w:pStyle w:val="BodyText"/>
+              <w:rPr>
+                <w:sz w:val="20"/>
+                <w:szCs w:val="20"/>
+              </w:rPr>
+            </w:pPr>
+            <w:r>
+              <w:rPr>
+                <w:sz w:val="20"/>
+                <w:szCs w:val="20"/>
+              </w:rPr>
+              <w:t>3250</w:t>
+            </w:r>
+          </w:p>
+        </w:tc>
+        <w:tc>
+          <w:tcPr>
+            <w:tcW w:w="840" w:type="dxa"/>
+          </w:tcPr>
+          <w:p>
+            <w:pPr>
+              <w:pStyle w:val="BodyText"/>
+              <w:rPr>
+                <w:sz w:val="20"/>
+                <w:szCs w:val="20"/>
+              </w:rPr>
+            </w:pPr>
+            <w:r>
+              <w:rPr>
+                <w:sz w:val="20"/>
+                <w:szCs w:val="20"/>
+              </w:rPr>
+              <w:t>female</w:t>
+            </w:r>
+          </w:p>
+        </w:tc>
+        <w:tc>
+          <w:tcPr>
+            <w:tcW w:w="618" w:type="dxa"/>
+          </w:tcPr>
+          <w:p>
+            <w:pPr>
+              <w:pStyle w:val="BodyText"/>
+              <w:rPr>
+                <w:sz w:val="20"/>
+                <w:szCs w:val="20"/>
+              </w:rPr>
+            </w:pPr>
+            <w:r>
+              <w:rPr>
+                <w:sz w:val="20"/>
+                <w:szCs w:val="20"/>
+              </w:rPr>
+              <w:t>2007</w:t>
+            </w:r>
+          </w:p>
+        </w:tc>
+      </w:tr>
+      <w:tr>
+        <w:tc>
+          <w:tcPr>
+            <w:tcW w:w="911" w:type="dxa"/>
+          </w:tcPr>
+          <w:p>
+            <w:pPr>
+              <w:pStyle w:val="BodyText"/>
+              <w:rPr>
+                <w:sz w:val="20"/>
+                <w:szCs w:val="20"/>
+              </w:rPr>
+            </w:pPr>
+            <w:r>
+              <w:rPr>
+                <w:sz w:val="20"/>
+                <w:szCs w:val="20"/>
+              </w:rPr>
+              <w:t>Adelie</w:t>
+            </w:r>
+          </w:p>
+        </w:tc>
+        <w:tc>
+          <w:tcPr>
+            <w:tcW w:w="1074" w:type="dxa"/>
+          </w:tcPr>
+          <w:p>
+            <w:pPr>
+              <w:pStyle w:val="BodyText"/>
+              <w:rPr>
+                <w:sz w:val="20"/>
+                <w:szCs w:val="20"/>
+              </w:rPr>
+            </w:pPr>
+            <w:r>
+              <w:rPr>
+                <w:sz w:val="20"/>
+                <w:szCs w:val="20"/>
+              </w:rPr>
+              <w:t>Torgersen</w:t>
+            </w:r>
+          </w:p>
+        </w:tc>
+        <w:tc>
+          <w:tcPr>
+            <w:tcW w:w="1554" w:type="dxa"/>
+          </w:tcPr>
+          <w:p>
+            <w:pPr>
+              <w:pStyle w:val="BodyText"/>
+              <w:rPr>
+                <w:sz w:val="20"/>
+                <w:szCs w:val="20"/>
+              </w:rPr>
+            </w:pPr>
+            <w:r>
+              <w:rPr>
+                <w:sz w:val="20"/>
+                <w:szCs w:val="20"/>
+              </w:rPr>
+              <w:t>36.7</w:t>
+            </w:r>
+          </w:p>
+        </w:tc>
+        <w:tc>
+          <w:tcPr>
+            <w:tcW w:w="1519" w:type="dxa"/>
+          </w:tcPr>
+          <w:p>
+            <w:pPr>
+              <w:pStyle w:val="BodyText"/>
+              <w:rPr>
+                <w:sz w:val="20"/>
+                <w:szCs w:val="20"/>
+              </w:rPr>
+            </w:pPr>
+            <w:r>
+              <w:rPr>
+                <w:sz w:val="20"/>
+                <w:szCs w:val="20"/>
+              </w:rPr>
+              <w:t>19.3</w:t>
+            </w:r>
+          </w:p>
+        </w:tc>
+        <w:tc>
+          <w:tcPr>
+            <w:tcW w:w="1883" w:type="dxa"/>
+          </w:tcPr>
+          <w:p>
+            <w:pPr>
+              <w:pStyle w:val="BodyText"/>
+              <w:rPr>
+                <w:sz w:val="20"/>
+                <w:szCs w:val="20"/>
+              </w:rPr>
+            </w:pPr>
+            <w:r>
+              <w:rPr>
+                <w:sz w:val="20"/>
+                <w:szCs w:val="20"/>
+              </w:rPr>
+              <w:t>193</w:t>
+            </w:r>
+          </w:p>
+        </w:tc>
+        <w:tc>
+          <w:tcPr>
+            <w:tcW w:w="1177" w:type="dxa"/>
+          </w:tcPr>
+          <w:p>
+            <w:pPr>
+              <w:pStyle w:val="BodyText"/>
+              <w:rPr>
+                <w:sz w:val="20"/>
+                <w:szCs w:val="20"/>
+              </w:rPr>
+            </w:pPr>
+            <w:r>
+              <w:rPr>
+                <w:sz w:val="20"/>
+                <w:szCs w:val="20"/>
+              </w:rPr>
+              <w:t>3450</w:t>
+            </w:r>
+          </w:p>
+        </w:tc>
+        <w:tc>
+          <w:tcPr>
+            <w:tcW w:w="840" w:type="dxa"/>
+          </w:tcPr>
+          <w:p>
+            <w:pPr>
+              <w:pStyle w:val="BodyText"/>
+              <w:rPr>
+                <w:sz w:val="20"/>
+                <w:szCs w:val="20"/>
+              </w:rPr>
+            </w:pPr>
+            <w:r>
+              <w:rPr>
+                <w:sz w:val="20"/>
+                <w:szCs w:val="20"/>
+              </w:rPr>
+              <w:t>female</w:t>
+            </w:r>
+          </w:p>
+        </w:tc>
+        <w:tc>
+          <w:tcPr>
+            <w:tcW w:w="618" w:type="dxa"/>
+          </w:tcPr>
+          <w:p>
+            <w:pPr>
+              <w:pStyle w:val="BodyText"/>
+              <w:rPr>
+                <w:sz w:val="20"/>
+                <w:szCs w:val="20"/>
+              </w:rPr>
+            </w:pPr>
+            <w:r>
+              <w:rPr>
+                <w:sz w:val="20"/>
+                <w:szCs w:val="20"/>
+              </w:rPr>
+              <w:t>2007</w:t>
+            </w:r>
+          </w:p>
+        </w:tc>
+      </w:tr>
+      <w:tr>
+        <w:tc>
+          <w:tcPr>
+            <w:tcW w:w="911" w:type="dxa"/>
+          </w:tcPr>
+          <w:p>
+            <w:pPr>
+              <w:pStyle w:val="BodyText"/>
+              <w:rPr>
+                <w:sz w:val="20"/>
+                <w:szCs w:val="20"/>
+              </w:rPr>
+            </w:pPr>
+            <w:r>
+              <w:rPr>
+                <w:sz w:val="20"/>
+                <w:szCs w:val="20"/>
+              </w:rPr>
+              <w:lastRenderedPageBreak/>
+              <w:t>Adelie</w:t>
+            </w:r>
+          </w:p>
+        </w:tc>
+        <w:tc>
+          <w:tcPr>
+            <w:tcW w:w="1074" w:type="dxa"/>
+          </w:tcPr>
+          <w:p>
+            <w:pPr>
+              <w:pStyle w:val="BodyText"/>
+              <w:rPr>
+                <w:sz w:val="20"/>
+                <w:szCs w:val="20"/>
+              </w:rPr>
+            </w:pPr>
+            <w:r>
+              <w:rPr>
+                <w:sz w:val="20"/>
+                <w:szCs w:val="20"/>
+              </w:rPr>
+              <w:t>Torgersen</w:t>
+            </w:r>
+          </w:p>
+        </w:tc>
+        <w:tc>
+          <w:tcPr>
+            <w:tcW w:w="1554" w:type="dxa"/>
+          </w:tcPr>
+          <w:p>
+            <w:pPr>
+              <w:pStyle w:val="BodyText"/>
+              <w:rPr>
+                <w:sz w:val="20"/>
+                <w:szCs w:val="20"/>
+              </w:rPr>
+            </w:pPr>
+            <w:r>
+              <w:rPr>
+                <w:sz w:val="20"/>
+                <w:szCs w:val="20"/>
+              </w:rPr>
+              <w:t>39.3</w:t>
+            </w:r>
+          </w:p>
+        </w:tc>
+        <w:tc>
+          <w:tcPr>
+            <w:tcW w:w="1519" w:type="dxa"/>
+          </w:tcPr>
+          <w:p>
+            <w:pPr>
+              <w:pStyle w:val="BodyText"/>
+              <w:rPr>
+                <w:sz w:val="20"/>
+                <w:szCs w:val="20"/>
+              </w:rPr>
+            </w:pPr>
+            <w:r>
+              <w:rPr>
+                <w:sz w:val="20"/>
+                <w:szCs w:val="20"/>
+              </w:rPr>
+              <w:t>20.6</w:t>
+            </w:r>
+          </w:p>
+        </w:tc>
+        <w:tc>
+          <w:tcPr>
+            <w:tcW w:w="1883" w:type="dxa"/>
+          </w:tcPr>
+          <w:p>
+            <w:pPr>
+              <w:pStyle w:val="BodyText"/>
+              <w:rPr>
+                <w:sz w:val="20"/>
+                <w:szCs w:val="20"/>
+              </w:rPr>
+            </w:pPr>
+            <w:r>
+              <w:rPr>
+                <w:sz w:val="20"/>
+                <w:szCs w:val="20"/>
+              </w:rPr>
+              <w:t>190</w:t>
+            </w:r>
+          </w:p>
+        </w:tc>
+        <w:tc>
+          <w:tcPr>
+            <w:tcW w:w="1177" w:type="dxa"/>
+          </w:tcPr>
+          <w:p>
+            <w:pPr>
+              <w:pStyle w:val="BodyText"/>
+              <w:rPr>
+                <w:sz w:val="20"/>
+                <w:szCs w:val="20"/>
+              </w:rPr>
+            </w:pPr>
+            <w:r>
+              <w:rPr>
+                <w:sz w:val="20"/>
+                <w:szCs w:val="20"/>
+              </w:rPr>
+              <w:t>3650</w:t>
+            </w:r>
+          </w:p>
+        </w:tc>
+        <w:tc>
+          <w:tcPr>
+            <w:tcW w:w="840" w:type="dxa"/>
+          </w:tcPr>
+          <w:p>
+            <w:pPr>
+              <w:pStyle w:val="BodyText"/>
+              <w:rPr>
+                <w:sz w:val="20"/>
+                <w:szCs w:val="20"/>
+              </w:rPr>
+            </w:pPr>
+            <w:r>
+              <w:rPr>
+                <w:sz w:val="20"/>
+                <w:szCs w:val="20"/>
+              </w:rPr>
+              <w:t>male</w:t>
+            </w:r>
+          </w:p>
+        </w:tc>
+        <w:tc>
+          <w:tcPr>
+            <w:tcW w:w="618" w:type="dxa"/>
+          </w:tcPr>
+          <w:p>
+            <w:pPr>
+              <w:pStyle w:val="BodyText"/>
+              <w:rPr>
+                <w:sz w:val="20"/>
+                <w:szCs w:val="20"/>
+              </w:rPr>
+            </w:pPr>
+            <w:r>
+              <w:rPr>
+                <w:sz w:val="20"/>
+                <w:szCs w:val="20"/>
+              </w:rPr>
+              <w:t>2007</w:t>
+            </w:r>
+          </w:p>
+        </w:tc>
+      </w:tr>
+    </w:tbl>
     <w:p>
       <w:pPr>
-        <w:pStyle w:val="SourceCode"/>
-      </w:pPr>
-      <w:r>
-        <w:rPr>
-          <w:rStyle w:val="VerbatimChar"/>
-        </w:rPr>
-        <w:t>## # A tibble: 6 × 8</w:t>
-      </w:r>
-      <w:r>
-        <w:br/>
-      </w:r>
-      <w:r>
-        <w:rPr>
-          <w:rStyle w:val="VerbatimChar"/>
-        </w:rPr>
-        <w:t>##   species island    bill_length_mm bill_depth_mm flipper_length_mm body_mass_g</w:t>
-      </w:r>
-      <w:r>
-        <w:br/>
-      </w:r>
-      <w:r>
-        <w:rPr>
-          <w:rStyle w:val="VerbatimChar"/>
-        </w:rPr>
-        <w:t>##   &lt;fct&gt;   &lt;fct&gt;              &lt;dbl&gt;         &lt;dbl&gt;             &lt;int&gt;       &lt;int&gt;</w:t>
-      </w:r>
-      <w:r>
-        <w:br/>
-      </w:r>
-      <w:r>
-        <w:rPr>
-          <w:rStyle w:val="VerbatimChar"/>
-        </w:rPr>
-        <w:t>## 1 Adelie  Torgersen           39.1          18.7               181        3750</w:t>
-      </w:r>
-      <w:r>
-        <w:br/>
-      </w:r>
-      <w:r>
-        <w:rPr>
-          <w:rStyle w:val="VerbatimChar"/>
-        </w:rPr>
-        <w:t>## 2 Adelie  Torgersen           39.5          17.4               186        3800</w:t>
-      </w:r>
-      <w:r>
-        <w:br/>
-      </w:r>
-      <w:r>
-        <w:rPr>
-          <w:rStyle w:val="VerbatimChar"/>
-        </w:rPr>
-        <w:t>## 3 Adelie  Torgersen           40.3          18                 195        3250</w:t>
-      </w:r>
-      <w:r>
-        <w:br/>
-      </w:r>
-      <w:r>
-        <w:rPr>
-          <w:rStyle w:val="VerbatimChar"/>
-        </w:rPr>
-        <w:t>## 4 Adelie  Torgersen           NA            NA                  NA          NA</w:t>
-      </w:r>
-      <w:r>
-        <w:br/>
-      </w:r>
-      <w:r>
-        <w:rPr>
-          <w:rStyle w:val="VerbatimChar"/>
-        </w:rPr>
-        <w:t>## 5 Adelie  Torgersen           36.7          19.3               193        3450</w:t>
-      </w:r>
-      <w:r>
-        <w:br/>
-      </w:r>
-      <w:r>
-        <w:rPr>
-          <w:rStyle w:val="VerbatimChar"/>
-        </w:rPr>
-        <w:lastRenderedPageBreak/>
-        <w:t>## 6 Adelie  Torgersen           39.3          20.6               190        3650</w:t>
-      </w:r>
+        <w:pStyle w:val="BodyText"/>
+      </w:pPr>
     </w:p>
     <w:p>
       <w:pPr>
@@ -313,6 +1379,9 @@
         <w:jc w:val="center"/>
       </w:pPr>
       <w:r>
+        <w:rPr>
+          <w:noProof/>
+        </w:rPr>
         <w:drawing>
           <wp:inline distT="0" distB="0" distL="0" distR="0" wp14:anchorId="4C4BA7F3" wp14:editId="397612B1">
             <wp:extent cx="3271157" cy="2607128"/>
@@ -447,6 +1516,7 @@
         <w:rPr>
           <w:noProof/>
         </w:rPr>
+        <w:lastRenderedPageBreak/>
         <w:drawing>
           <wp:inline distT="0" distB="0" distL="0" distR="0" wp14:anchorId="0F7FC768" wp14:editId="691F88CD">
             <wp:extent cx="3211285" cy="2464616"/>
@@ -575,7 +1645,6 @@
         <w:pStyle w:val="BodyText"/>
       </w:pPr>
       <w:r>
-        <w:lastRenderedPageBreak/>
         <w:t xml:space="preserve">Suppose we want to analyze the factors behind penguin mass. The following are graphs depicting the relationship between body dimensions and body mass across all species of penguins. </w:t>
       </w:r>
       <w:r>
@@ -767,6 +1836,7 @@
         <w:rPr>
           <w:noProof/>
         </w:rPr>
+        <w:lastRenderedPageBreak/>
         <w:drawing>
           <wp:inline distT="0" distB="0" distL="0" distR="0" wp14:anchorId="0F7FC76E" wp14:editId="41636723">
             <wp:extent cx="3646170" cy="2541068"/>
@@ -880,7 +1950,6 @@
         <w:rPr>
           <w:noProof/>
         </w:rPr>
-        <w:lastRenderedPageBreak/>
         <w:drawing>
           <wp:inline distT="0" distB="0" distL="0" distR="0" wp14:anchorId="0F7FC770" wp14:editId="01742E7C">
             <wp:extent cx="3569789" cy="2916011"/>
@@ -974,7 +2043,14 @@
         <w:t>Suppose we were interested in analyzing the Gentoo population</w:t>
       </w:r>
       <w:r>
-        <w:t>. Let’s start with a simple regression analysis using flipper length. In this reduced model, we can see that flipper length is a significant predictor for body mass, with an extremely small p-value well below our significance level of 0.05. We can reject the null and assume the alternative is true: flipper length is a significant predictor for body mass. Our model is as follows:</w:t>
+        <w:t xml:space="preserve">. Let’s start with a simple regression analysis using flipper length. In this reduced model, we can see that flipper length is a significant predictor for body mass, with an extremely small p-value well below our significance level of 0.05. We can reject the null and assume the </w:t>
+      </w:r>
+      <w:r>
+        <w:lastRenderedPageBreak/>
+        <w:t>alternative is true: flipper length is a signifi</w:t>
+      </w:r>
+      <w:r>
+        <w:t>cant predictor for body mass. Our model is as follows:</w:t>
       </w:r>
     </w:p>
     <w:p>
@@ -1020,7 +2096,19 @@
             <w:rPr>
               <w:rFonts w:ascii="Cambria Math" w:hAnsi="Cambria Math"/>
             </w:rPr>
-            <m:t>54.12FlipperLength</m:t>
+            <m:t>54.12</m:t>
+          </m:r>
+          <m:r>
+            <w:rPr>
+              <w:rFonts w:ascii="Cambria Math" w:hAnsi="Cambria Math"/>
+            </w:rPr>
+            <m:t>FlipperLengt</m:t>
+          </m:r>
+          <m:r>
+            <w:rPr>
+              <w:rFonts w:ascii="Cambria Math" w:hAnsi="Cambria Math"/>
+            </w:rPr>
+            <m:t>h</m:t>
           </m:r>
         </m:oMath>
       </m:oMathPara>
@@ -1131,7 +2219,6 @@
         <w:rPr>
           <w:rStyle w:val="VerbatimChar"/>
         </w:rPr>
-        <w:lastRenderedPageBreak/>
         <w:t>## (Intercept)       -6674.204   1075.436  -6.206 8.51e-09 ***</w:t>
       </w:r>
       <w:r>
@@ -1216,6 +2303,7 @@
         <w:rPr>
           <w:noProof/>
         </w:rPr>
+        <w:lastRenderedPageBreak/>
         <w:drawing>
           <wp:inline distT="0" distB="0" distL="0" distR="0" wp14:anchorId="0F7FC772" wp14:editId="0F7FC773">
             <wp:extent cx="4620126" cy="3696101"/>
@@ -1362,142 +2450,148 @@
         <w:rPr>
           <w:rStyle w:val="VerbatimChar"/>
         </w:rPr>
+        <w:t>##     bill_length_mm, data = gentoo.penguins)</w:t>
+      </w:r>
+      <w:r>
+        <w:br/>
+      </w:r>
+      <w:r>
+        <w:rPr>
+          <w:rStyle w:val="VerbatimChar"/>
+        </w:rPr>
+        <w:t xml:space="preserve">## </w:t>
+      </w:r>
+      <w:r>
+        <w:br/>
+      </w:r>
+      <w:r>
+        <w:rPr>
+          <w:rStyle w:val="VerbatimChar"/>
+        </w:rPr>
+        <w:t>## Residuals:</w:t>
+      </w:r>
+      <w:r>
+        <w:br/>
+      </w:r>
+      <w:r>
+        <w:rPr>
+          <w:rStyle w:val="VerbatimChar"/>
+        </w:rPr>
+        <w:t xml:space="preserve">##     Min      1Q  Median      3Q     Max </w:t>
+      </w:r>
+      <w:r>
+        <w:br/>
+      </w:r>
+      <w:r>
+        <w:rPr>
+          <w:rStyle w:val="VerbatimChar"/>
+        </w:rPr>
+        <w:t xml:space="preserve">## -586.42 -225.83  -23.64  164.71 1022.17 </w:t>
+      </w:r>
+      <w:r>
+        <w:br/>
+      </w:r>
+      <w:r>
+        <w:rPr>
+          <w:rStyle w:val="VerbatimChar"/>
+        </w:rPr>
+        <w:t xml:space="preserve">## </w:t>
+      </w:r>
+      <w:r>
+        <w:br/>
+      </w:r>
+      <w:r>
+        <w:rPr>
+          <w:rStyle w:val="VerbatimChar"/>
+        </w:rPr>
+        <w:t>## Coefficients:</w:t>
+      </w:r>
+      <w:r>
+        <w:br/>
+      </w:r>
+      <w:r>
+        <w:rPr>
+          <w:rStyle w:val="VerbatimChar"/>
+        </w:rPr>
+        <w:t xml:space="preserve">##                    Estimate Std. Error t value Pr(&gt;|t|)    </w:t>
+      </w:r>
+      <w:r>
+        <w:br/>
+      </w:r>
+      <w:r>
+        <w:rPr>
+          <w:rStyle w:val="VerbatimChar"/>
+        </w:rPr>
+        <w:t>## (Intercept)       -4444.415   1009.081  -4.404 2.39e-05 ***</w:t>
+      </w:r>
+      <w:r>
+        <w:br/>
+      </w:r>
+      <w:r>
+        <w:rPr>
+          <w:rStyle w:val="VerbatimChar"/>
+        </w:rPr>
+        <w:t>## flipper_length_mm    23.259      6.639   3.503 0.000655 ***</w:t>
+      </w:r>
+      <w:r>
+        <w:br/>
+      </w:r>
+      <w:r>
+        <w:rPr>
+          <w:rStyle w:val="VerbatimChar"/>
+        </w:rPr>
+        <w:t>## bill_depth_mm       180.005     43.818   4.108 7.51e-05 ***</w:t>
+      </w:r>
+      <w:r>
+        <w:br/>
+      </w:r>
+      <w:r>
+        <w:rPr>
+          <w:rStyle w:val="VerbatimChar"/>
+        </w:rPr>
+        <w:t>## bill_l</w:t>
+      </w:r>
+      <w:r>
+        <w:rPr>
+          <w:rStyle w:val="VerbatimChar"/>
+        </w:rPr>
+        <w:t xml:space="preserve">ength_mm       37.517     13.091   2.866 0.004947 ** </w:t>
+      </w:r>
+      <w:r>
+        <w:br/>
+      </w:r>
+      <w:r>
+        <w:rPr>
+          <w:rStyle w:val="VerbatimChar"/>
+        </w:rPr>
+        <w:t>## ---</w:t>
+      </w:r>
+      <w:r>
+        <w:br/>
+      </w:r>
+      <w:r>
+        <w:rPr>
+          <w:rStyle w:val="VerbatimChar"/>
+        </w:rPr>
+        <w:t>## Signif. codes:  0 '***' 0.001 '**' 0.01 '*' 0.05 '.' 0.1 ' ' 1</w:t>
+      </w:r>
+      <w:r>
+        <w:br/>
+      </w:r>
+      <w:r>
+        <w:rPr>
+          <w:rStyle w:val="VerbatimChar"/>
+        </w:rPr>
+        <w:t xml:space="preserve">## </w:t>
+      </w:r>
+      <w:r>
+        <w:br/>
+      </w:r>
+      <w:r>
+        <w:rPr>
+          <w:rStyle w:val="VerbatimChar"/>
+        </w:rPr>
         <w:lastRenderedPageBreak/>
-        <w:t>##     bill_length_mm, data = gentoo.penguins)</w:t>
-      </w:r>
-      <w:r>
-        <w:br/>
-      </w:r>
-      <w:r>
-        <w:rPr>
-          <w:rStyle w:val="VerbatimChar"/>
-        </w:rPr>
-        <w:t xml:space="preserve">## </w:t>
-      </w:r>
-      <w:r>
-        <w:br/>
-      </w:r>
-      <w:r>
-        <w:rPr>
-          <w:rStyle w:val="VerbatimChar"/>
-        </w:rPr>
-        <w:t>## Residuals:</w:t>
-      </w:r>
-      <w:r>
-        <w:br/>
-      </w:r>
-      <w:r>
-        <w:rPr>
-          <w:rStyle w:val="VerbatimChar"/>
-        </w:rPr>
-        <w:t xml:space="preserve">##     Min      1Q  Median      3Q     Max </w:t>
-      </w:r>
-      <w:r>
-        <w:br/>
-      </w:r>
-      <w:r>
-        <w:rPr>
-          <w:rStyle w:val="VerbatimChar"/>
-        </w:rPr>
-        <w:t xml:space="preserve">## -586.42 -225.83  -23.64  164.71 1022.17 </w:t>
-      </w:r>
-      <w:r>
-        <w:br/>
-      </w:r>
-      <w:r>
-        <w:rPr>
-          <w:rStyle w:val="VerbatimChar"/>
-        </w:rPr>
-        <w:t xml:space="preserve">## </w:t>
-      </w:r>
-      <w:r>
-        <w:br/>
-      </w:r>
-      <w:r>
-        <w:rPr>
-          <w:rStyle w:val="VerbatimChar"/>
-        </w:rPr>
-        <w:t>## Coefficients:</w:t>
-      </w:r>
-      <w:r>
-        <w:br/>
-      </w:r>
-      <w:r>
-        <w:rPr>
-          <w:rStyle w:val="VerbatimChar"/>
-        </w:rPr>
-        <w:t xml:space="preserve">##                    Estimate Std. Error t value Pr(&gt;|t|)    </w:t>
-      </w:r>
-      <w:r>
-        <w:br/>
-      </w:r>
-      <w:r>
-        <w:rPr>
-          <w:rStyle w:val="VerbatimChar"/>
-        </w:rPr>
-        <w:t>## (Intercept)       -4444.415   1009.081  -4.404 2.39e-05 ***</w:t>
-      </w:r>
-      <w:r>
-        <w:br/>
-      </w:r>
-      <w:r>
-        <w:rPr>
-          <w:rStyle w:val="VerbatimChar"/>
-        </w:rPr>
-        <w:t>## flipper_length_mm    23.259      6.639   3.503 0.000655 ***</w:t>
-      </w:r>
-      <w:r>
-        <w:br/>
-      </w:r>
-      <w:r>
-        <w:rPr>
-          <w:rStyle w:val="VerbatimChar"/>
-        </w:rPr>
-        <w:t>## bill_depth_mm       180.005     43.818   4.108 7.51e-05 ***</w:t>
-      </w:r>
-      <w:r>
-        <w:br/>
-      </w:r>
-      <w:r>
-        <w:rPr>
-          <w:rStyle w:val="VerbatimChar"/>
-        </w:rPr>
-        <w:t xml:space="preserve">## bill_length_mm       37.517     13.091   2.866 0.004947 ** </w:t>
-      </w:r>
-      <w:r>
-        <w:br/>
-      </w:r>
-      <w:r>
-        <w:rPr>
-          <w:rStyle w:val="VerbatimChar"/>
-        </w:rPr>
-        <w:t>## ---</w:t>
-      </w:r>
-      <w:r>
-        <w:br/>
-      </w:r>
-      <w:r>
-        <w:rPr>
-          <w:rStyle w:val="VerbatimChar"/>
-        </w:rPr>
-        <w:t>## Signif. codes:  0 '***' 0.001 '**' 0.01 '*' 0.05 '.' 0.1 ' ' 1</w:t>
-      </w:r>
-      <w:r>
-        <w:br/>
-      </w:r>
-      <w:r>
-        <w:rPr>
-          <w:rStyle w:val="VerbatimChar"/>
-        </w:rPr>
-        <w:t xml:space="preserve">## </w:t>
-      </w:r>
-      <w:r>
-        <w:br/>
-      </w:r>
-      <w:r>
-        <w:rPr>
-          <w:rStyle w:val="VerbatimChar"/>
-        </w:rPr>
         <w:t>## Residual standard error: 309.8 on 115 degrees of freedom</w:t>
       </w:r>
       <w:r>
@@ -1612,7 +2706,6 @@
         <w:rPr>
           <w:noProof/>
         </w:rPr>
-        <w:lastRenderedPageBreak/>
         <w:drawing>
           <wp:inline distT="0" distB="0" distL="0" distR="0" wp14:anchorId="0F7FC774" wp14:editId="0F7FC775">
             <wp:extent cx="4620126" cy="3696101"/>
@@ -1733,6 +2826,7 @@
         <w:rPr>
           <w:noProof/>
         </w:rPr>
+        <w:lastRenderedPageBreak/>
         <w:drawing>
           <wp:inline distT="0" distB="0" distL="0" distR="0" wp14:anchorId="0F7FC776" wp14:editId="0F7FC777">
             <wp:extent cx="4620126" cy="3696101"/>
@@ -1841,7 +2935,6 @@
         <w:pStyle w:val="BodyText"/>
       </w:pPr>
       <w:r>
-        <w:lastRenderedPageBreak/>
         <w:t>These results are promising. According to our anova testing, we result in a p-value well below our significance level of 0.05, meaning we can reject the null and assume that the alternative is true: Our full model is a better fit than our reduced one. Our full model also has significant p-values for all of our variables. W</w:t>
       </w:r>
       <w:r>
@@ -1900,7 +2993,19 @@
             <w:rPr>
               <w:rFonts w:ascii="Cambria Math" w:hAnsi="Cambria Math"/>
             </w:rPr>
-            <m:t>23.26FlipperLength</m:t>
+            <m:t>23.26</m:t>
+          </m:r>
+          <m:r>
+            <w:rPr>
+              <w:rFonts w:ascii="Cambria Math" w:hAnsi="Cambria Math"/>
+            </w:rPr>
+            <m:t>FlipperLengt</m:t>
+          </m:r>
+          <m:r>
+            <w:rPr>
+              <w:rFonts w:ascii="Cambria Math" w:hAnsi="Cambria Math"/>
+            </w:rPr>
+            <m:t>h</m:t>
           </m:r>
           <m:r>
             <m:rPr>
@@ -1915,7 +3020,19 @@
             <w:rPr>
               <w:rFonts w:ascii="Cambria Math" w:hAnsi="Cambria Math"/>
             </w:rPr>
-            <m:t>180.01BillDepth</m:t>
+            <m:t>180.01</m:t>
+          </m:r>
+          <m:r>
+            <w:rPr>
+              <w:rFonts w:ascii="Cambria Math" w:hAnsi="Cambria Math"/>
+            </w:rPr>
+            <m:t>BillDept</m:t>
+          </m:r>
+          <m:r>
+            <w:rPr>
+              <w:rFonts w:ascii="Cambria Math" w:hAnsi="Cambria Math"/>
+            </w:rPr>
+            <m:t>h</m:t>
           </m:r>
           <m:r>
             <m:rPr>
@@ -1930,7 +3047,19 @@
             <w:rPr>
               <w:rFonts w:ascii="Cambria Math" w:hAnsi="Cambria Math"/>
             </w:rPr>
-            <m:t>37.52BillLength</m:t>
+            <m:t>37.52</m:t>
+          </m:r>
+          <m:r>
+            <w:rPr>
+              <w:rFonts w:ascii="Cambria Math" w:hAnsi="Cambria Math"/>
+            </w:rPr>
+            <m:t>BillLengt</m:t>
+          </m:r>
+          <m:r>
+            <w:rPr>
+              <w:rFonts w:ascii="Cambria Math" w:hAnsi="Cambria Math"/>
+            </w:rPr>
+            <m:t>h</m:t>
           </m:r>
         </m:oMath>
       </m:oMathPara>
@@ -1948,7 +3077,11 @@
         <w:pStyle w:val="FirstParagraph"/>
       </w:pPr>
       <w:r>
-        <w:t xml:space="preserve">Suppose we wanted to compare the mass of the same species penguins across islands and sex. Perhaps the habitat of each island could have an effect on the penguins, causing them to be larger, or male penguins are on average larger than female penguins, for example. For this analysis, let’s focus on only Adelie penguins,since they are the only species found across all three islands. From </w:t>
+        <w:t xml:space="preserve">Suppose we wanted to compare the mass of the same species penguins across islands and sex. Perhaps the habitat of each island could have an effect on the penguins, causing them to be larger, or male penguins are on average larger than female penguins, for example. For this analysis, let’s focus on only Adelie penguins,since they are the only </w:t>
+      </w:r>
+      <w:r>
+        <w:lastRenderedPageBreak/>
+        <w:t xml:space="preserve">species found across all three islands. From </w:t>
       </w:r>
       <w:r>
         <w:t>Figure 9</w:t>
@@ -1970,7 +3103,6 @@
         <w:jc w:val="center"/>
       </w:pPr>
       <w:r>
-        <w:lastRenderedPageBreak/>
         <w:fldChar w:fldCharType="begin"/>
       </w:r>
       <w:r>
@@ -2040,7 +3172,7 @@
       </w:r>
       <w:r>
         <w:pict w14:anchorId="2C3BCD8D">
-          <v:shape id="_x0000_i1030" type="#_x0000_t75" alt="" style="width:23.85pt;height:23.85pt"/>
+          <v:shape id="_x0000_i1027" type="#_x0000_t75" alt="" style="width:23.85pt;height:23.85pt"/>
         </w:pict>
       </w:r>
       <w:r>
@@ -2113,7 +3245,7 @@
       </w:r>
       <w:r>
         <w:pict w14:anchorId="512E7D6C">
-          <v:shape id="_x0000_i1027" type="#_x0000_t75" alt="" style="width:23.85pt;height:23.85pt"/>
+          <v:shape id="_x0000_i1028" type="#_x0000_t75" alt="" style="width:23.85pt;height:23.85pt"/>
         </w:pict>
       </w:r>
       <w:r>
@@ -2218,16 +3350,7 @@
         <w:pStyle w:val="FirstParagraph"/>
       </w:pPr>
       <w:r>
-        <w:t>However, there is</w:t>
-      </w:r>
-      <w:r>
-        <w:t xml:space="preserve"> a significant difference in mass for the sex of an Adelie penguin. In </w:t>
-      </w:r>
-      <w:r>
-        <w:t xml:space="preserve">our t-test below, </w:t>
-      </w:r>
-      <w:r>
-        <w:t>we can see that the mean mass in grams for males is significantly larger than females. We additionally have a p-value of nearly 0, meaning that we reject the null and confirm the alternative as true. There is a statistically significant difference between the mass of male and female adelie penuins.</w:t>
+        <w:t>However, there is a significant difference in mass for the sex of an Adelie penguin. In our t-test below, we can see that the mean mass in grams for males is significantly larger than females. We additionally have a p-value of nearly 0, meaning that we reject the null and confirm the alternative as true. There is a statistically significant difference between the mass of male and female adelie penuins.</w:t>
       </w:r>
     </w:p>
     <w:p>
@@ -2265,6 +3388,7 @@
         <w:rPr>
           <w:rStyle w:val="VerbatimChar"/>
         </w:rPr>
+        <w:lastRenderedPageBreak/>
         <w:t>## data:  body_mass_g by sex</w:t>
       </w:r>
       <w:r>
@@ -2292,7 +3416,6 @@
         <w:rPr>
           <w:rStyle w:val="VerbatimChar"/>
         </w:rPr>
-        <w:lastRenderedPageBreak/>
         <w:t>## 95 percent confidence interval:</w:t>
       </w:r>
       <w:r>
@@ -2920,6 +4043,7 @@
   <w:style w:type="character" w:default="1" w:styleId="DefaultParagraphFont">
     <w:name w:val="Default Paragraph Font"/>
     <w:uiPriority w:val="1"/>
+    <w:semiHidden/>
     <w:unhideWhenUsed/>
   </w:style>
   <w:style w:type="table" w:default="1" w:styleId="TableNormal">
@@ -3709,6 +4833,24 @@
       <w:color w:val="605E5C"/>
       <w:shd w:val="clear" w:color="auto" w:fill="E1DFDD"/>
     </w:rPr>
+  </w:style>
+  <w:style w:type="table" w:styleId="TableGrid">
+    <w:name w:val="Table Grid"/>
+    <w:basedOn w:val="TableNormal"/>
+    <w:rsid w:val="00D9688D"/>
+    <w:pPr>
+      <w:spacing w:after="0"/>
+    </w:pPr>
+    <w:tblPr>
+      <w:tblBorders>
+        <w:top w:val="single" w:sz="4" w:space="0" w:color="auto"/>
+        <w:left w:val="single" w:sz="4" w:space="0" w:color="auto"/>
+        <w:bottom w:val="single" w:sz="4" w:space="0" w:color="auto"/>
+        <w:right w:val="single" w:sz="4" w:space="0" w:color="auto"/>
+        <w:insideH w:val="single" w:sz="4" w:space="0" w:color="auto"/>
+        <w:insideV w:val="single" w:sz="4" w:space="0" w:color="auto"/>
+      </w:tblBorders>
+    </w:tblPr>
   </w:style>
 </w:styles>
 </file>
